--- a/artifacts/OPS-14/build/program-knowledge-corpus-overview.docx
+++ b/artifacts/OPS-14/build/program-knowledge-corpus-overview.docx
@@ -103,7 +103,7 @@
         </w:numPr>
       </w:pPr>
       <w:r>
-        <w:t xml:space="preserve">The work separated into the readiness work in the regions and the rebuild of the onboarding form [KB-05, 2025-10-07]</w:t>
+        <w:t xml:space="preserve">The work separated into two strands, region readiness and the rebuild of the onboarding form [KB-05, 2025-10-07]</w:t>
       </w:r>
     </w:p>
     <w:p>

--- a/artifacts/OPS-14/build/program-knowledge-corpus-overview.docx
+++ b/artifacts/OPS-14/build/program-knowledge-corpus-overview.docx
@@ -127,7 +127,7 @@
         </w:numPr>
       </w:pPr>
       <w:r>
-        <w:t xml:space="preserve">The new form’s field list was drafted against the form it replaces, and fields with nowhere to land in the new form were listed and left unresolved [KB-05, 2025-11-04]</w:t>
+        <w:t xml:space="preserve">The new form’s field list was drafted against the form it replaces, and fields the older form carried and the new one would not were listed and left unresolved [KB-05, 2025-11-04]</w:t>
       </w:r>
     </w:p>
     <w:p>
@@ -279,7 +279,7 @@
         </w:numPr>
       </w:pPr>
       <w:r>
-        <w:t xml:space="preserve">Membership of the first cohort waited on the readiness checklist [KB-01, 00:40:01]</w:t>
+        <w:t xml:space="preserve">The readiness field is set by hand at the end of a checklist, so it is only as good as whichever checklist was used [KB-01, 00:05:28]</w:t>
       </w:r>
     </w:p>
     <w:p>
@@ -349,7 +349,7 @@
         </w:numPr>
       </w:pPr>
       <w:r>
-        <w:t xml:space="preserve">Each sign-off step carries an approver and a piece of evidence, and no step is started before the step ahead of it is complete [KB-03, 4. Sign-off steps]</w:t>
+        <w:t xml:space="preserve">Each sign-off step carries an approver line and a piece of evidence, and no step is started before the step ahead of it is complete [KB-03, 4. Sign-off steps]</w:t>
       </w:r>
     </w:p>
     <w:p>

--- a/artifacts/OPS-14/build/program-knowledge-corpus-overview.docx
+++ b/artifacts/OPS-14/build/program-knowledge-corpus-overview.docx
@@ -231,6 +231,18 @@
         </w:numPr>
       </w:pPr>
       <w:r>
+        <w:t xml:space="preserve">The readiness field is set by hand at the end of a checklist, so it is only as good as whichever checklist was used [KB-01, 00:05:28]</w:t>
+      </w:r>
+    </w:p>
+    <w:p>
+      <w:pPr>
+        <w:pStyle w:val="Compact"/>
+        <w:numPr>
+          <w:ilvl w:val="0"/>
+          <w:numId w:val="1004"/>
+        </w:numPr>
+      </w:pPr>
+      <w:r>
         <w:t xml:space="preserve">Some regions were flagged ready before the readiness checklist existed [KB-01, 00:06:08]</w:t>
       </w:r>
     </w:p>
@@ -268,18 +280,6 @@
       </w:pPr>
       <w:r>
         <w:t xml:space="preserve">There was no written path for who hears about a customer stuck partway through onboarding [KB-01, 00:37:31]</w:t>
-      </w:r>
-    </w:p>
-    <w:p>
-      <w:pPr>
-        <w:pStyle w:val="Compact"/>
-        <w:numPr>
-          <w:ilvl w:val="0"/>
-          <w:numId w:val="1004"/>
-        </w:numPr>
-      </w:pPr>
-      <w:r>
-        <w:t xml:space="preserve">The readiness field is set by hand at the end of a checklist, so it is only as good as whichever checklist was used [KB-01, 00:05:28]</w:t>
       </w:r>
     </w:p>
     <w:p>
